--- a/Volume 1/Chapter 08 - Web Applications/SPA_Vol1_Ch8_Lesson8_3_Templates.docx
+++ b/Volume 1/Chapter 08 - Web Applications/SPA_Vol1_Ch8_Lesson8_3_Templates.docx
@@ -1597,6 +1597,254 @@
         <w:pStyle w:val="Heading3"/>
       </w:pPr>
       <w:r>
+        <w:t>Windows PowerShell Project Files</w:t>
+      </w:r>
+    </w:p>
+    <w:p>
+      <w:pPr>
+        <w:keepNext/>
+      </w:pPr>
+      <w:r>
+        <w:t>Next, let the tools create the C# and Go projects, as in Lesson 6.0. Remember, dotnet new web makes each server's web project, with --exclude-launch-settings so dotnet run starts the server as the lesson shows; each starter Program.cs is replaced with this lesson's code in the C# section. Remember, go mod init makes the .\go folder a module; its go line shows your own Go version.</w:t>
+      </w:r>
+    </w:p>
+    <w:p>
+      <w:pPr>
+        <w:keepNext/>
+      </w:pPr>
+    </w:p>
+    <w:p>
+      <w:pPr>
+        <w:pStyle w:val="CommandBlock"/>
+        <w:keepNext/>
+      </w:pPr>
+      <w:r>
+        <w:t>dotnet new web -o .\csharp\BasicServer --exclude-launch-settings</w:t>
+      </w:r>
+    </w:p>
+    <w:p>
+      <w:pPr>
+        <w:pStyle w:val="CommandBlock"/>
+        <w:keepNext/>
+      </w:pPr>
+      <w:r>
+        <w:t>dotnet new web -o .\csharp\Server --exclude-launch-settings</w:t>
+      </w:r>
+    </w:p>
+    <w:p>
+      <w:pPr>
+        <w:pStyle w:val="CommandBlock"/>
+      </w:pPr>
+      <w:r>
+        <w:t>go -C .\go mod init example.com/templates</w:t>
+      </w:r>
+    </w:p>
+    <w:p>
+      <w:pPr>
+        <w:keepNext/>
+      </w:pPr>
+    </w:p>
+    <w:p>
+      <w:r>
+        <w:t>As in Lesson 6.0, type each server's .csproj over the one dotnet new web made, for OutputType Exe and RunWorkingDirectory: notepad .\csharp\BasicServer\BasicServer.csproj opens the file; press Ctrl+A, type the file below in place of its lines, save it with Ctrl+S, and close Notepad. Do the same for .\csharp\Server\Server.csproj. Microsoft.NET.Sdk.Web brings in ASP.NET Core, and RunWorkingDirectory starts the program in the folder dotnet run is typed in, so .\certs\server.pem is found.</w:t>
+      </w:r>
+    </w:p>
+    <w:p>
+      <w:pPr>
+        <w:keepNext/>
+      </w:pPr>
+    </w:p>
+    <w:p>
+      <w:pPr>
+        <w:pStyle w:val="Heading3"/>
+      </w:pPr>
+      <w:r>
+        <w:t>csharp/BasicServer/BasicServer.csproj</w:t>
+      </w:r>
+    </w:p>
+    <w:p>
+      <w:pPr>
+        <w:pStyle w:val="SourceCode"/>
+        <w:keepNext/>
+      </w:pPr>
+      <w:r>
+        <w:t>&lt;Project Sdk="Microsoft.NET.Sdk.Web"&gt;</w:t>
+      </w:r>
+    </w:p>
+    <w:p>
+      <w:pPr>
+        <w:pStyle w:val="SourceCode"/>
+        <w:keepNext/>
+      </w:pPr>
+      <w:r>
+        <w:t xml:space="preserve">  &lt;PropertyGroup&gt;</w:t>
+      </w:r>
+    </w:p>
+    <w:p>
+      <w:pPr>
+        <w:pStyle w:val="SourceCode"/>
+        <w:keepNext/>
+      </w:pPr>
+      <w:r>
+        <w:t xml:space="preserve">    &lt;OutputType&gt;Exe&lt;/OutputType&gt;</w:t>
+      </w:r>
+    </w:p>
+    <w:p>
+      <w:pPr>
+        <w:pStyle w:val="SourceCode"/>
+        <w:keepNext/>
+      </w:pPr>
+      <w:r>
+        <w:t xml:space="preserve">    &lt;TargetFramework&gt;net10.0&lt;/TargetFramework&gt;</w:t>
+      </w:r>
+    </w:p>
+    <w:p>
+      <w:pPr>
+        <w:pStyle w:val="SourceCode"/>
+        <w:keepNext/>
+      </w:pPr>
+      <w:r>
+        <w:t xml:space="preserve">    &lt;ImplicitUsings&gt;enable&lt;/ImplicitUsings&gt;</w:t>
+      </w:r>
+    </w:p>
+    <w:p>
+      <w:pPr>
+        <w:pStyle w:val="SourceCode"/>
+        <w:keepNext/>
+      </w:pPr>
+      <w:r>
+        <w:t xml:space="preserve">    &lt;Nullable&gt;enable&lt;/Nullable&gt;</w:t>
+      </w:r>
+    </w:p>
+    <w:p>
+      <w:pPr>
+        <w:pStyle w:val="SourceCode"/>
+        <w:keepNext/>
+      </w:pPr>
+      <w:r>
+        <w:t xml:space="preserve">    &lt;RunWorkingDirectory&gt;$(MSBuildStartupDirectory)&lt;/RunWorkingDirectory&gt;</w:t>
+      </w:r>
+    </w:p>
+    <w:p>
+      <w:pPr>
+        <w:pStyle w:val="SourceCode"/>
+        <w:keepNext/>
+      </w:pPr>
+      <w:r>
+        <w:t xml:space="preserve">  &lt;/PropertyGroup&gt;</w:t>
+      </w:r>
+    </w:p>
+    <w:p>
+      <w:pPr>
+        <w:pStyle w:val="SourceCode"/>
+      </w:pPr>
+      <w:r>
+        <w:t>&lt;/Project&gt;</w:t>
+      </w:r>
+    </w:p>
+    <w:p>
+      <w:pPr>
+        <w:keepNext/>
+      </w:pPr>
+    </w:p>
+    <w:p>
+      <w:pPr>
+        <w:pStyle w:val="Heading3"/>
+      </w:pPr>
+      <w:r>
+        <w:t>csharp/Server/Server.csproj</w:t>
+      </w:r>
+    </w:p>
+    <w:p>
+      <w:pPr>
+        <w:pStyle w:val="SourceCode"/>
+        <w:keepNext/>
+      </w:pPr>
+      <w:r>
+        <w:t>&lt;Project Sdk="Microsoft.NET.Sdk.Web"&gt;</w:t>
+      </w:r>
+    </w:p>
+    <w:p>
+      <w:pPr>
+        <w:pStyle w:val="SourceCode"/>
+        <w:keepNext/>
+      </w:pPr>
+      <w:r>
+        <w:t xml:space="preserve">  &lt;PropertyGroup&gt;</w:t>
+      </w:r>
+    </w:p>
+    <w:p>
+      <w:pPr>
+        <w:pStyle w:val="SourceCode"/>
+        <w:keepNext/>
+      </w:pPr>
+      <w:r>
+        <w:t xml:space="preserve">    &lt;OutputType&gt;Exe&lt;/OutputType&gt;</w:t>
+      </w:r>
+    </w:p>
+    <w:p>
+      <w:pPr>
+        <w:pStyle w:val="SourceCode"/>
+        <w:keepNext/>
+      </w:pPr>
+      <w:r>
+        <w:t xml:space="preserve">    &lt;TargetFramework&gt;net10.0&lt;/TargetFramework&gt;</w:t>
+      </w:r>
+    </w:p>
+    <w:p>
+      <w:pPr>
+        <w:pStyle w:val="SourceCode"/>
+        <w:keepNext/>
+      </w:pPr>
+      <w:r>
+        <w:t xml:space="preserve">    &lt;ImplicitUsings&gt;enable&lt;/ImplicitUsings&gt;</w:t>
+      </w:r>
+    </w:p>
+    <w:p>
+      <w:pPr>
+        <w:pStyle w:val="SourceCode"/>
+        <w:keepNext/>
+      </w:pPr>
+      <w:r>
+        <w:t xml:space="preserve">    &lt;Nullable&gt;enable&lt;/Nullable&gt;</w:t>
+      </w:r>
+    </w:p>
+    <w:p>
+      <w:pPr>
+        <w:pStyle w:val="SourceCode"/>
+        <w:keepNext/>
+      </w:pPr>
+      <w:r>
+        <w:t xml:space="preserve">    &lt;RunWorkingDirectory&gt;$(MSBuildStartupDirectory)&lt;/RunWorkingDirectory&gt;</w:t>
+      </w:r>
+    </w:p>
+    <w:p>
+      <w:pPr>
+        <w:pStyle w:val="SourceCode"/>
+        <w:keepNext/>
+      </w:pPr>
+      <w:r>
+        <w:t xml:space="preserve">  &lt;/PropertyGroup&gt;</w:t>
+      </w:r>
+    </w:p>
+    <w:p>
+      <w:pPr>
+        <w:pStyle w:val="SourceCode"/>
+      </w:pPr>
+      <w:r>
+        <w:t>&lt;/Project&gt;</w:t>
+      </w:r>
+    </w:p>
+    <w:p>
+      <w:pPr>
+        <w:keepNext/>
+      </w:pPr>
+    </w:p>
+    <w:p>
+      <w:pPr>
+        <w:pStyle w:val="Heading3"/>
+      </w:pPr>
+      <w:r>
         <w:t>Linux or macOS Project Setup</w:t>
       </w:r>
     </w:p>
@@ -1699,8 +1947,55 @@
       </w:pPr>
     </w:p>
     <w:p>
-      <w:r>
-        <w:t>Save each source and supporting file from this lesson into the matching path in the project layout. As in Chapter 1, notepad .\c\basic_server.c creates and opens one: choose Yes, type the file, save it with Ctrl+S, and close Notepad (on Linux or macOS, nano ./c/basic_server.c: type the file, then save and close it with Ctrl+O, Enter, then Ctrl+X). Then write .gitignore. Remember, it lists what Git must never add (Lesson 8.0): *.key, and the folders the tools make and can make again.</w:t>
+      <w:pPr>
+        <w:keepNext/>
+      </w:pPr>
+      <w:r>
+        <w:t>Then create the C# and Go projects with the same commands as on Windows, and type the two server .csproj files exactly as shown in the Windows setup.</w:t>
+      </w:r>
+    </w:p>
+    <w:p>
+      <w:pPr>
+        <w:keepNext/>
+      </w:pPr>
+    </w:p>
+    <w:p>
+      <w:pPr>
+        <w:pStyle w:val="CommandBlock"/>
+        <w:keepNext/>
+      </w:pPr>
+      <w:r>
+        <w:t>dotnet new web -o ./csharp/BasicServer --exclude-launch-settings</w:t>
+      </w:r>
+    </w:p>
+    <w:p>
+      <w:pPr>
+        <w:pStyle w:val="CommandBlock"/>
+        <w:keepNext/>
+      </w:pPr>
+      <w:r>
+        <w:t>dotnet new web -o ./csharp/Server --exclude-launch-settings</w:t>
+      </w:r>
+    </w:p>
+    <w:p>
+      <w:pPr>
+        <w:pStyle w:val="CommandBlock"/>
+      </w:pPr>
+      <w:r>
+        <w:t>go -C ./go mod init example.com/templates</w:t>
+      </w:r>
+    </w:p>
+    <w:p>
+      <w:pPr>
+        <w:keepNext/>
+      </w:pPr>
+    </w:p>
+    <w:p>
+      <w:r>
+        <w:t>You save each source file in its language's section below, as each is shown, and Step 2 makes the Python and TypeScript projects. As in Chapter 1, notepad .\c\basic_server.c creates and opens one: choose Yes, type the file, save it with Ctrl+S, and close Notepad (on Linux or macOS, nano ./c/basic_server.c: type the file, then save and close it with Ctrl+O, Enter, then Ctrl+X). Then write .gitignore. Remember, it lists what Git must never add (Lesson 8.0): *.key, and the folders the tools make and can make a</w:t>
+      </w:r>
+      <w:r>
+        <w:t>gain.</w:t>
       </w:r>
     </w:p>
     <w:p>
@@ -1965,7 +2260,20 @@
     </w:p>
     <w:p>
       <w:r>
-        <w:t>Python and TypeScript install their frameworks and template libraries into this lesson folder, exactly as in Lesson 8.0, each pinned to one exact version (Lesson 2.17). Remember, py -m venv makes .\python\.venv, and its own Python's pip installs Flask, which brings Jinja2, and the six packages Flask needs from requirements.txt; npm installs Express, EJS, Express's types, Node's types, and the TypeScript compiler from package.json into .\typescript\node_modules. C, C++, C#, and Go need nothing new.</w:t>
+        <w:t>Python and TypeScript install their frameworks and template libraries into this lesson folder, exactly as in Lesson 8.0, each pinned to one exact version (Lesson 2.17). Remember, py -m venv makes .\python\.venv, and its own Python's pip installs Flask, which brings Jinja2, and the six packages Flask needs from requirements.txt. The TypeScript project needs a package.json. Remember, npm init -y, npm pkg, then npm install: the first npm install line pins EJS and Express, which the server needs when it runs, w</w:t>
+      </w:r>
+      <w:r>
+        <w:t>ith the smaller packages Express is built from; the second pins the TypeScript compiler, Node's type descriptions, and Express's types, needed only to build. C, C++, C#, and Go need nothing new.</w:t>
+      </w:r>
+    </w:p>
+    <w:p>
+      <w:pPr>
+        <w:keepNext/>
+      </w:pPr>
+    </w:p>
+    <w:p>
+      <w:r>
+        <w:t>First type the two settings files these installs and builds read, Lesson 8.0's requirements.txt and Chapter 7's tsconfig.json. notepad .\python\requirements.txt creates and opens the first: choose Yes, type the file, save it with Ctrl+S, and close Notepad. Do the same for .\typescript\tsconfig.json.</w:t>
       </w:r>
     </w:p>
     <w:p>
@@ -1978,6 +2286,234 @@
         <w:pStyle w:val="Heading3"/>
       </w:pPr>
       <w:r>
+        <w:t>python/requirements.txt</w:t>
+      </w:r>
+    </w:p>
+    <w:p>
+      <w:pPr>
+        <w:pStyle w:val="SourceCode"/>
+        <w:keepNext/>
+      </w:pPr>
+      <w:r>
+        <w:t>Flask==3.1.3</w:t>
+      </w:r>
+    </w:p>
+    <w:p>
+      <w:pPr>
+        <w:pStyle w:val="SourceCode"/>
+        <w:keepNext/>
+      </w:pPr>
+      <w:r>
+        <w:t>Werkzeug==3.1.9</w:t>
+      </w:r>
+    </w:p>
+    <w:p>
+      <w:pPr>
+        <w:pStyle w:val="SourceCode"/>
+        <w:keepNext/>
+      </w:pPr>
+      <w:r>
+        <w:t>Jinja2==3.1.6</w:t>
+      </w:r>
+    </w:p>
+    <w:p>
+      <w:pPr>
+        <w:pStyle w:val="SourceCode"/>
+        <w:keepNext/>
+      </w:pPr>
+      <w:r>
+        <w:t>MarkupSafe==3.0.4</w:t>
+      </w:r>
+    </w:p>
+    <w:p>
+      <w:pPr>
+        <w:pStyle w:val="SourceCode"/>
+        <w:keepNext/>
+      </w:pPr>
+      <w:r>
+        <w:t>itsdangerous==2.2.0</w:t>
+      </w:r>
+    </w:p>
+    <w:p>
+      <w:pPr>
+        <w:pStyle w:val="SourceCode"/>
+        <w:keepNext/>
+      </w:pPr>
+      <w:r>
+        <w:t>click==8.5.0</w:t>
+      </w:r>
+    </w:p>
+    <w:p>
+      <w:pPr>
+        <w:pStyle w:val="SourceCode"/>
+      </w:pPr>
+      <w:r>
+        <w:t>blinker==1.9.0</w:t>
+      </w:r>
+    </w:p>
+    <w:p>
+      <w:pPr>
+        <w:keepNext/>
+      </w:pPr>
+    </w:p>
+    <w:p>
+      <w:pPr>
+        <w:pStyle w:val="Heading3"/>
+      </w:pPr>
+      <w:r>
+        <w:t>typescript/tsconfig.json</w:t>
+      </w:r>
+    </w:p>
+    <w:p>
+      <w:pPr>
+        <w:pStyle w:val="SourceCode"/>
+        <w:keepNext/>
+      </w:pPr>
+      <w:r>
+        <w:t>{</w:t>
+      </w:r>
+    </w:p>
+    <w:p>
+      <w:pPr>
+        <w:pStyle w:val="SourceCode"/>
+        <w:keepNext/>
+      </w:pPr>
+      <w:r>
+        <w:t xml:space="preserve">  "compilerOptions": {</w:t>
+      </w:r>
+    </w:p>
+    <w:p>
+      <w:pPr>
+        <w:pStyle w:val="SourceCode"/>
+      </w:pPr>
+      <w:r>
+        <w:t xml:space="preserve">    "target": "ES2022",</w:t>
+      </w:r>
+    </w:p>
+    <w:p>
+      <w:pPr>
+        <w:pStyle w:val="SourceCode"/>
+      </w:pPr>
+      <w:r>
+        <w:t xml:space="preserve">    "module": "NodeNext",</w:t>
+      </w:r>
+    </w:p>
+    <w:p>
+      <w:pPr>
+        <w:pStyle w:val="SourceCode"/>
+      </w:pPr>
+      <w:r>
+        <w:t xml:space="preserve">    "moduleResolution": "NodeNext",</w:t>
+      </w:r>
+    </w:p>
+    <w:p>
+      <w:pPr>
+        <w:pStyle w:val="SourceCode"/>
+      </w:pPr>
+      <w:r>
+        <w:t xml:space="preserve">    "rootDir": "src",</w:t>
+      </w:r>
+    </w:p>
+    <w:p>
+      <w:pPr>
+        <w:pStyle w:val="SourceCode"/>
+      </w:pPr>
+      <w:r>
+        <w:t xml:space="preserve">    "outDir": "dist",</w:t>
+      </w:r>
+    </w:p>
+    <w:p>
+      <w:pPr>
+        <w:pStyle w:val="SourceCode"/>
+      </w:pPr>
+      <w:r>
+        <w:t xml:space="preserve">    "strict": true,</w:t>
+      </w:r>
+    </w:p>
+    <w:p>
+      <w:pPr>
+        <w:pStyle w:val="SourceCode"/>
+      </w:pPr>
+      <w:r>
+        <w:t xml:space="preserve">    "types": [</w:t>
+      </w:r>
+    </w:p>
+    <w:p>
+      <w:pPr>
+        <w:pStyle w:val="SourceCode"/>
+      </w:pPr>
+      <w:r>
+        <w:t xml:space="preserve">      "node"</w:t>
+      </w:r>
+    </w:p>
+    <w:p>
+      <w:pPr>
+        <w:pStyle w:val="SourceCode"/>
+      </w:pPr>
+      <w:r>
+        <w:t xml:space="preserve">    ],</w:t>
+      </w:r>
+    </w:p>
+    <w:p>
+      <w:pPr>
+        <w:pStyle w:val="SourceCode"/>
+      </w:pPr>
+      <w:r>
+        <w:t xml:space="preserve">    "moduleDetection": "force"</w:t>
+      </w:r>
+    </w:p>
+    <w:p>
+      <w:pPr>
+        <w:pStyle w:val="SourceCode"/>
+      </w:pPr>
+      <w:r>
+        <w:t xml:space="preserve">  },</w:t>
+      </w:r>
+    </w:p>
+    <w:p>
+      <w:pPr>
+        <w:pStyle w:val="SourceCode"/>
+      </w:pPr>
+      <w:r>
+        <w:t xml:space="preserve">  "include": [</w:t>
+      </w:r>
+    </w:p>
+    <w:p>
+      <w:pPr>
+        <w:pStyle w:val="SourceCode"/>
+        <w:keepNext/>
+      </w:pPr>
+      <w:r>
+        <w:t xml:space="preserve">    "src/**/*.ts"</w:t>
+      </w:r>
+    </w:p>
+    <w:p>
+      <w:pPr>
+        <w:pStyle w:val="SourceCode"/>
+        <w:keepNext/>
+      </w:pPr>
+      <w:r>
+        <w:t xml:space="preserve">  ]</w:t>
+      </w:r>
+    </w:p>
+    <w:p>
+      <w:pPr>
+        <w:pStyle w:val="SourceCode"/>
+      </w:pPr>
+      <w:r>
+        <w:t>}</w:t>
+      </w:r>
+    </w:p>
+    <w:p>
+      <w:pPr>
+        <w:keepNext/>
+      </w:pPr>
+    </w:p>
+    <w:p>
+      <w:pPr>
+        <w:pStyle w:val="Heading3"/>
+      </w:pPr>
+      <w:r>
         <w:t>Windows PowerShell Package Setup</w:t>
       </w:r>
     </w:p>
@@ -2002,9 +2538,99 @@
     <w:p>
       <w:pPr>
         <w:pStyle w:val="CommandBlock"/>
-      </w:pPr>
-      <w:r>
-        <w:t>npm --prefix .\typescript install --ignore-scripts --no-audit --no-fund</w:t>
+        <w:keepNext/>
+      </w:pPr>
+      <w:r>
+        <w:t>Push-Location .\typescript</w:t>
+      </w:r>
+    </w:p>
+    <w:p>
+      <w:pPr>
+        <w:pStyle w:val="CommandBlock"/>
+        <w:keepNext/>
+      </w:pPr>
+      <w:r>
+        <w:t>npm init -y</w:t>
+      </w:r>
+    </w:p>
+    <w:p>
+      <w:pPr>
+        <w:pStyle w:val="CommandBlock"/>
+        <w:keepNext/>
+      </w:pPr>
+      <w:r>
+        <w:t>npm pkg set name=templates-typescript type=module</w:t>
+      </w:r>
+    </w:p>
+    <w:p>
+      <w:pPr>
+        <w:pStyle w:val="CommandBlock"/>
+        <w:keepNext/>
+      </w:pPr>
+      <w:r>
+        <w:t>npm pkg set private=true --json</w:t>
+      </w:r>
+    </w:p>
+    <w:p>
+      <w:pPr>
+        <w:pStyle w:val="CommandBlock"/>
+        <w:keepNext/>
+      </w:pPr>
+      <w:r>
+        <w:t>npm pkg set "scripts.check=tsc --noEmit" "scripts.build=tsc --noEmitOnError"</w:t>
+      </w:r>
+    </w:p>
+    <w:p>
+      <w:pPr>
+        <w:pStyle w:val="CommandBlock"/>
+        <w:keepNext/>
+      </w:pPr>
+      <w:r>
+        <w:t>npm pkg delete version description main keywords author license scripts.test</w:t>
+      </w:r>
+    </w:p>
+    <w:p>
+      <w:pPr>
+        <w:pStyle w:val="CommandBlock"/>
+        <w:keepNext/>
+      </w:pPr>
+      <w:r>
+        <w:t>npm install --save-exact ejs@7.0.1 express@5.2.1 `</w:t>
+      </w:r>
+    </w:p>
+    <w:p>
+      <w:pPr>
+        <w:pStyle w:val="CommandBlock"/>
+        <w:keepNext/>
+      </w:pPr>
+      <w:r>
+        <w:t xml:space="preserve">    --ignore-scripts --no-audit --no-fund</w:t>
+      </w:r>
+    </w:p>
+    <w:p>
+      <w:pPr>
+        <w:pStyle w:val="CommandBlock"/>
+        <w:keepNext/>
+      </w:pPr>
+      <w:r>
+        <w:t>npm install --save-dev --save-exact typescript@7.0.2 @types/node@24.13.5 `</w:t>
+      </w:r>
+    </w:p>
+    <w:p>
+      <w:pPr>
+        <w:pStyle w:val="CommandBlock"/>
+        <w:keepNext/>
+      </w:pPr>
+      <w:r>
+        <w:t xml:space="preserve">    @types/express@5.0.6 --ignore-scripts --no-audit --no-fund</w:t>
+      </w:r>
+    </w:p>
+    <w:p>
+      <w:pPr>
+        <w:pStyle w:val="CommandBlock"/>
+      </w:pPr>
+      <w:r>
+        <w:t>Pop-Location</w:t>
       </w:r>
     </w:p>
     <w:p>
@@ -2177,6 +2803,19 @@
     </w:p>
     <w:p>
       <w:pPr>
+        <w:keepNext/>
+      </w:pPr>
+      <w:r>
+        <w:t>Type python/requirements.txt and typescript/tsconfig.json exactly as shown in the Windows setup. On Linux, cd moves into ./typescript for the npm lines, and cd .. moves back.</w:t>
+      </w:r>
+    </w:p>
+    <w:p>
+      <w:pPr>
+        <w:keepNext/>
+      </w:pPr>
+    </w:p>
+    <w:p>
+      <w:pPr>
         <w:pStyle w:val="CommandBlock"/>
         <w:keepNext/>
       </w:pPr>
@@ -2196,9 +2835,99 @@
     <w:p>
       <w:pPr>
         <w:pStyle w:val="CommandBlock"/>
-      </w:pPr>
-      <w:r>
-        <w:t>npm --prefix ./typescript install --ignore-scripts --no-audit --no-fund</w:t>
+        <w:keepNext/>
+      </w:pPr>
+      <w:r>
+        <w:t>cd ./typescript</w:t>
+      </w:r>
+    </w:p>
+    <w:p>
+      <w:pPr>
+        <w:pStyle w:val="CommandBlock"/>
+        <w:keepNext/>
+      </w:pPr>
+      <w:r>
+        <w:t>npm init -y</w:t>
+      </w:r>
+    </w:p>
+    <w:p>
+      <w:pPr>
+        <w:pStyle w:val="CommandBlock"/>
+        <w:keepNext/>
+      </w:pPr>
+      <w:r>
+        <w:t>npm pkg set name=templates-typescript type=module</w:t>
+      </w:r>
+    </w:p>
+    <w:p>
+      <w:pPr>
+        <w:pStyle w:val="CommandBlock"/>
+        <w:keepNext/>
+      </w:pPr>
+      <w:r>
+        <w:t>npm pkg set private=true --json</w:t>
+      </w:r>
+    </w:p>
+    <w:p>
+      <w:pPr>
+        <w:pStyle w:val="CommandBlock"/>
+        <w:keepNext/>
+      </w:pPr>
+      <w:r>
+        <w:t>npm pkg set "scripts.check=tsc --noEmit" "scripts.build=tsc --noEmitOnError"</w:t>
+      </w:r>
+    </w:p>
+    <w:p>
+      <w:pPr>
+        <w:pStyle w:val="CommandBlock"/>
+        <w:keepNext/>
+      </w:pPr>
+      <w:r>
+        <w:t>npm pkg delete version description main keywords author license scripts.test</w:t>
+      </w:r>
+    </w:p>
+    <w:p>
+      <w:pPr>
+        <w:pStyle w:val="CommandBlock"/>
+        <w:keepNext/>
+      </w:pPr>
+      <w:r>
+        <w:t>npm install --save-exact ejs@7.0.1 express@5.2.1 \</w:t>
+      </w:r>
+    </w:p>
+    <w:p>
+      <w:pPr>
+        <w:pStyle w:val="CommandBlock"/>
+        <w:keepNext/>
+      </w:pPr>
+      <w:r>
+        <w:t xml:space="preserve">    --ignore-scripts --no-audit --no-fund</w:t>
+      </w:r>
+    </w:p>
+    <w:p>
+      <w:pPr>
+        <w:pStyle w:val="CommandBlock"/>
+        <w:keepNext/>
+      </w:pPr>
+      <w:r>
+        <w:t>npm install --save-dev --save-exact typescript@7.0.2 @types/node@24.13.5 \</w:t>
+      </w:r>
+    </w:p>
+    <w:p>
+      <w:pPr>
+        <w:pStyle w:val="CommandBlock"/>
+        <w:keepNext/>
+      </w:pPr>
+      <w:r>
+        <w:t xml:space="preserve">    @types/express@5.0.6 --ignore-scripts --no-audit --no-fund</w:t>
+      </w:r>
+    </w:p>
+    <w:p>
+      <w:pPr>
+        <w:pStyle w:val="CommandBlock"/>
+      </w:pPr>
+      <w:r>
+        <w:t>cd ..</w:t>
       </w:r>
     </w:p>
     <w:p>
@@ -17603,7 +18332,7 @@
     </w:p>
     <w:p>
       <w:r>
-        <w:t>C#'s servers are Lesson 8.2's, built on ASP.NET Core, with Razor components as templates, rendered by the HtmlRenderer from Lesson 8.0. Razor compiles each component into the program, so nothing new is installed and there is no template file to load. The two .csproj files are printed in Supporting Files.</w:t>
+        <w:t>C#'s servers are Lesson 8.2's, built on ASP.NET Core, with Razor components as templates, rendered by the HtmlRenderer from Lesson 8.0. Razor compiles each component into the program, so nothing new is installed and there is no template file to load. The two .csproj files are the ones you typed in Project Setup.</w:t>
       </w:r>
     </w:p>
     <w:p>
@@ -39039,10 +39768,10 @@
     </w:p>
     <w:p>
       <w:r>
-        <w:t>The two .csproj files are Lesson 8.2's: Microsoft.NET.Sdk.Web brings in ASP.NET Core and Razor, and RunWorkingDirectory starts the program in the folder dotnet run is typed in, so .\certs\server.pem is found. go.mod names this lesson's Go module. requirements.txt is Lesson 8.2's: Flask and the six packages it needs, each pinned. package.json pins Lesson 8.0's set: Express and EJS under dependencies, needed when the server runs (Express loads EJS itself, by the name the view engine setting gives), and Expres</w:t>
-      </w:r>
-      <w:r>
-        <w:t>s's types, Node's types, and the TypeScript compiler under devDependencies, needed only to build. The programs never call EJS themselves, so they need no types for it. tsconfig.json is Lesson 8.2's.</w:t>
+        <w:t xml:space="preserve">These are the files the setup commands wrote, shown here so you can check yours. Your go line shows your own Go version, and the blank lines and the order of the package.json fields may differ. go.mod names this lesson's Go module. package.json pins EJS and Express under dependencies, needed when the server runs (Express loads EJS itself, by the name the view engine setting gives), and Express's types, Node's types, and the TypeScript compiler under devDependencies, needed only to build. The programs never </w:t>
+      </w:r>
+      <w:r>
+        <w:t>call EJS themselves, so they need no types for it.</w:t>
       </w:r>
     </w:p>
     <w:p>
@@ -39060,87 +39789,30 @@
         <w:pStyle w:val="Heading2"/>
       </w:pPr>
       <w:r>
-        <w:t>csharp/BasicServer/BasicServer.csproj</w:t>
-      </w:r>
-    </w:p>
-    <w:p>
-      <w:pPr>
-        <w:pStyle w:val="SourceCode"/>
-        <w:keepNext/>
-      </w:pPr>
-      <w:r>
-        <w:t>&lt;Project Sdk="Microsoft.NET.Sdk.Web"&gt;</w:t>
-      </w:r>
-    </w:p>
-    <w:p>
-      <w:pPr>
-        <w:pStyle w:val="SourceCode"/>
-        <w:keepNext/>
-      </w:pPr>
-      <w:r>
-        <w:t xml:space="preserve">  &lt;PropertyGroup&gt;</w:t>
-      </w:r>
-    </w:p>
-    <w:p>
-      <w:pPr>
-        <w:pStyle w:val="SourceCode"/>
-        <w:keepNext/>
-      </w:pPr>
-      <w:r>
-        <w:t xml:space="preserve">    &lt;OutputType&gt;Exe&lt;/OutputType&gt;</w:t>
-      </w:r>
-    </w:p>
-    <w:p>
-      <w:pPr>
-        <w:pStyle w:val="SourceCode"/>
-        <w:keepNext/>
-      </w:pPr>
-      <w:r>
-        <w:t xml:space="preserve">    &lt;TargetFramework&gt;net10.0&lt;/TargetFramework&gt;</w:t>
-      </w:r>
-    </w:p>
-    <w:p>
-      <w:pPr>
-        <w:pStyle w:val="SourceCode"/>
-        <w:keepNext/>
-      </w:pPr>
-      <w:r>
-        <w:t xml:space="preserve">    &lt;ImplicitUsings&gt;enable&lt;/ImplicitUsings&gt;</w:t>
-      </w:r>
-    </w:p>
-    <w:p>
-      <w:pPr>
-        <w:pStyle w:val="SourceCode"/>
-        <w:keepNext/>
-      </w:pPr>
-      <w:r>
-        <w:t xml:space="preserve">    &lt;Nullable&gt;enable&lt;/Nullable&gt;</w:t>
-      </w:r>
-    </w:p>
-    <w:p>
-      <w:pPr>
-        <w:pStyle w:val="SourceCode"/>
-        <w:keepNext/>
-      </w:pPr>
-      <w:r>
-        <w:t xml:space="preserve">    &lt;RunWorkingDirectory&gt;$(MSBuildStartupDirectory)&lt;/RunWorkingDirectory&gt;</w:t>
-      </w:r>
-    </w:p>
-    <w:p>
-      <w:pPr>
-        <w:pStyle w:val="SourceCode"/>
-        <w:keepNext/>
-      </w:pPr>
-      <w:r>
-        <w:t xml:space="preserve">  &lt;/PropertyGroup&gt;</w:t>
-      </w:r>
-    </w:p>
-    <w:p>
-      <w:pPr>
-        <w:pStyle w:val="SourceCode"/>
-      </w:pPr>
-      <w:r>
-        <w:t>&lt;/Project&gt;</w:t>
+        <w:t>go/go.mod</w:t>
+      </w:r>
+    </w:p>
+    <w:p>
+      <w:pPr>
+        <w:pStyle w:val="SourceCode"/>
+        <w:keepNext/>
+      </w:pPr>
+      <w:r>
+        <w:t>module example.com/templates</w:t>
+      </w:r>
+    </w:p>
+    <w:p>
+      <w:pPr>
+        <w:pStyle w:val="SourceCode"/>
+        <w:keepNext/>
+      </w:pPr>
+    </w:p>
+    <w:p>
+      <w:pPr>
+        <w:pStyle w:val="SourceCode"/>
+      </w:pPr>
+      <w:r>
+        <w:t>go 1.24.0</w:t>
       </w:r>
     </w:p>
     <w:p>
@@ -39158,225 +39830,6 @@
         <w:pStyle w:val="Heading2"/>
       </w:pPr>
       <w:r>
-        <w:t>csharp/Server/Server.csproj</w:t>
-      </w:r>
-    </w:p>
-    <w:p>
-      <w:pPr>
-        <w:pStyle w:val="SourceCode"/>
-        <w:keepNext/>
-      </w:pPr>
-      <w:r>
-        <w:t>&lt;Project Sdk="Microsoft.NET.Sdk.Web"&gt;</w:t>
-      </w:r>
-    </w:p>
-    <w:p>
-      <w:pPr>
-        <w:pStyle w:val="SourceCode"/>
-        <w:keepNext/>
-      </w:pPr>
-      <w:r>
-        <w:t xml:space="preserve">  &lt;PropertyGroup&gt;</w:t>
-      </w:r>
-    </w:p>
-    <w:p>
-      <w:pPr>
-        <w:pStyle w:val="SourceCode"/>
-        <w:keepNext/>
-      </w:pPr>
-      <w:r>
-        <w:t xml:space="preserve">    &lt;OutputType&gt;Exe&lt;/OutputType&gt;</w:t>
-      </w:r>
-    </w:p>
-    <w:p>
-      <w:pPr>
-        <w:pStyle w:val="SourceCode"/>
-        <w:keepNext/>
-      </w:pPr>
-      <w:r>
-        <w:t xml:space="preserve">    &lt;TargetFramework&gt;net10.0&lt;/TargetFramework&gt;</w:t>
-      </w:r>
-    </w:p>
-    <w:p>
-      <w:pPr>
-        <w:pStyle w:val="SourceCode"/>
-        <w:keepNext/>
-      </w:pPr>
-      <w:r>
-        <w:t xml:space="preserve">    &lt;ImplicitUsings&gt;enable&lt;/ImplicitUsings&gt;</w:t>
-      </w:r>
-    </w:p>
-    <w:p>
-      <w:pPr>
-        <w:pStyle w:val="SourceCode"/>
-        <w:keepNext/>
-      </w:pPr>
-      <w:r>
-        <w:t xml:space="preserve">    &lt;Nullable&gt;enable&lt;/Nullable&gt;</w:t>
-      </w:r>
-    </w:p>
-    <w:p>
-      <w:pPr>
-        <w:pStyle w:val="SourceCode"/>
-        <w:keepNext/>
-      </w:pPr>
-      <w:r>
-        <w:t xml:space="preserve">    &lt;RunWorkingDirectory&gt;$(MSBuildStartupDirectory)&lt;/RunWorkingDirectory&gt;</w:t>
-      </w:r>
-    </w:p>
-    <w:p>
-      <w:pPr>
-        <w:pStyle w:val="SourceCode"/>
-        <w:keepNext/>
-      </w:pPr>
-      <w:r>
-        <w:t xml:space="preserve">  &lt;/PropertyGroup&gt;</w:t>
-      </w:r>
-    </w:p>
-    <w:p>
-      <w:pPr>
-        <w:pStyle w:val="SourceCode"/>
-      </w:pPr>
-      <w:r>
-        <w:t>&lt;/Project&gt;</w:t>
-      </w:r>
-    </w:p>
-    <w:p>
-      <w:pPr>
-        <w:keepNext/>
-      </w:pPr>
-    </w:p>
-    <w:p>
-      <w:pPr>
-        <w:keepNext/>
-      </w:pPr>
-    </w:p>
-    <w:p>
-      <w:pPr>
-        <w:pStyle w:val="Heading2"/>
-      </w:pPr>
-      <w:r>
-        <w:t>go/go.mod</w:t>
-      </w:r>
-    </w:p>
-    <w:p>
-      <w:pPr>
-        <w:pStyle w:val="SourceCode"/>
-        <w:keepNext/>
-      </w:pPr>
-      <w:r>
-        <w:t>module example.com/templates</w:t>
-      </w:r>
-    </w:p>
-    <w:p>
-      <w:pPr>
-        <w:pStyle w:val="SourceCode"/>
-        <w:keepNext/>
-      </w:pPr>
-    </w:p>
-    <w:p>
-      <w:pPr>
-        <w:pStyle w:val="SourceCode"/>
-      </w:pPr>
-      <w:r>
-        <w:t>go 1.24.0</w:t>
-      </w:r>
-    </w:p>
-    <w:p>
-      <w:pPr>
-        <w:keepNext/>
-      </w:pPr>
-    </w:p>
-    <w:p>
-      <w:pPr>
-        <w:keepNext/>
-      </w:pPr>
-    </w:p>
-    <w:p>
-      <w:pPr>
-        <w:pStyle w:val="Heading2"/>
-      </w:pPr>
-      <w:r>
-        <w:t>python/requirements.txt</w:t>
-      </w:r>
-    </w:p>
-    <w:p>
-      <w:pPr>
-        <w:pStyle w:val="SourceCode"/>
-        <w:keepNext/>
-      </w:pPr>
-      <w:r>
-        <w:t>Flask==3.1.3</w:t>
-      </w:r>
-    </w:p>
-    <w:p>
-      <w:pPr>
-        <w:pStyle w:val="SourceCode"/>
-        <w:keepNext/>
-      </w:pPr>
-      <w:r>
-        <w:t>Werkzeug==3.1.9</w:t>
-      </w:r>
-    </w:p>
-    <w:p>
-      <w:pPr>
-        <w:pStyle w:val="SourceCode"/>
-        <w:keepNext/>
-      </w:pPr>
-      <w:r>
-        <w:t>Jinja2==3.1.6</w:t>
-      </w:r>
-    </w:p>
-    <w:p>
-      <w:pPr>
-        <w:pStyle w:val="SourceCode"/>
-        <w:keepNext/>
-      </w:pPr>
-      <w:r>
-        <w:t>MarkupSafe==3.0.4</w:t>
-      </w:r>
-    </w:p>
-    <w:p>
-      <w:pPr>
-        <w:pStyle w:val="SourceCode"/>
-        <w:keepNext/>
-      </w:pPr>
-      <w:r>
-        <w:t>itsdangerous==2.2.0</w:t>
-      </w:r>
-    </w:p>
-    <w:p>
-      <w:pPr>
-        <w:pStyle w:val="SourceCode"/>
-        <w:keepNext/>
-      </w:pPr>
-      <w:r>
-        <w:t>click==8.5.0</w:t>
-      </w:r>
-    </w:p>
-    <w:p>
-      <w:pPr>
-        <w:pStyle w:val="SourceCode"/>
-      </w:pPr>
-      <w:r>
-        <w:t>blinker==1.9.0</w:t>
-      </w:r>
-    </w:p>
-    <w:p>
-      <w:pPr>
-        <w:keepNext/>
-      </w:pPr>
-    </w:p>
-    <w:p>
-      <w:pPr>
-        <w:keepNext/>
-      </w:pPr>
-    </w:p>
-    <w:p>
-      <w:pPr>
-        <w:pStyle w:val="Heading2"/>
-      </w:pPr>
-      <w:r>
         <w:t>typescript/package.json</w:t>
       </w:r>
     </w:p>
@@ -39518,164 +39971,6 @@
       </w:pPr>
       <w:r>
         <w:t xml:space="preserve">  }</w:t>
-      </w:r>
-    </w:p>
-    <w:p>
-      <w:pPr>
-        <w:pStyle w:val="SourceCode"/>
-      </w:pPr>
-      <w:r>
-        <w:t>}</w:t>
-      </w:r>
-    </w:p>
-    <w:p>
-      <w:pPr>
-        <w:keepNext/>
-      </w:pPr>
-    </w:p>
-    <w:p>
-      <w:pPr>
-        <w:keepNext/>
-      </w:pPr>
-    </w:p>
-    <w:p>
-      <w:pPr>
-        <w:pStyle w:val="Heading2"/>
-      </w:pPr>
-      <w:r>
-        <w:t>typescript/tsconfig.json</w:t>
-      </w:r>
-    </w:p>
-    <w:p>
-      <w:pPr>
-        <w:pStyle w:val="SourceCode"/>
-        <w:keepNext/>
-      </w:pPr>
-      <w:r>
-        <w:t>{</w:t>
-      </w:r>
-    </w:p>
-    <w:p>
-      <w:pPr>
-        <w:pStyle w:val="SourceCode"/>
-        <w:keepNext/>
-      </w:pPr>
-      <w:r>
-        <w:t xml:space="preserve">  "compilerOptions": {</w:t>
-      </w:r>
-    </w:p>
-    <w:p>
-      <w:pPr>
-        <w:pStyle w:val="SourceCode"/>
-      </w:pPr>
-      <w:r>
-        <w:t xml:space="preserve">    "target": "ES2022",</w:t>
-      </w:r>
-    </w:p>
-    <w:p>
-      <w:pPr>
-        <w:pStyle w:val="SourceCode"/>
-      </w:pPr>
-      <w:r>
-        <w:t xml:space="preserve">    "module": "NodeNext",</w:t>
-      </w:r>
-    </w:p>
-    <w:p>
-      <w:pPr>
-        <w:pStyle w:val="SourceCode"/>
-      </w:pPr>
-      <w:r>
-        <w:t xml:space="preserve">    "moduleResolution": "NodeNext",</w:t>
-      </w:r>
-    </w:p>
-    <w:p>
-      <w:pPr>
-        <w:pStyle w:val="SourceCode"/>
-      </w:pPr>
-      <w:r>
-        <w:t xml:space="preserve">    "rootDir": "src",</w:t>
-      </w:r>
-    </w:p>
-    <w:p>
-      <w:pPr>
-        <w:pStyle w:val="SourceCode"/>
-      </w:pPr>
-      <w:r>
-        <w:t xml:space="preserve">    "outDir": "dist",</w:t>
-      </w:r>
-    </w:p>
-    <w:p>
-      <w:pPr>
-        <w:pStyle w:val="SourceCode"/>
-      </w:pPr>
-      <w:r>
-        <w:t xml:space="preserve">    "strict": true,</w:t>
-      </w:r>
-    </w:p>
-    <w:p>
-      <w:pPr>
-        <w:pStyle w:val="SourceCode"/>
-      </w:pPr>
-      <w:r>
-        <w:t xml:space="preserve">    "types": [</w:t>
-      </w:r>
-    </w:p>
-    <w:p>
-      <w:pPr>
-        <w:pStyle w:val="SourceCode"/>
-      </w:pPr>
-      <w:r>
-        <w:t xml:space="preserve">      "node"</w:t>
-      </w:r>
-    </w:p>
-    <w:p>
-      <w:pPr>
-        <w:pStyle w:val="SourceCode"/>
-      </w:pPr>
-      <w:r>
-        <w:t xml:space="preserve">    ],</w:t>
-      </w:r>
-    </w:p>
-    <w:p>
-      <w:pPr>
-        <w:pStyle w:val="SourceCode"/>
-      </w:pPr>
-      <w:r>
-        <w:t xml:space="preserve">    "moduleDetection": "force"</w:t>
-      </w:r>
-    </w:p>
-    <w:p>
-      <w:pPr>
-        <w:pStyle w:val="SourceCode"/>
-      </w:pPr>
-      <w:r>
-        <w:t xml:space="preserve">  },</w:t>
-      </w:r>
-    </w:p>
-    <w:p>
-      <w:pPr>
-        <w:pStyle w:val="SourceCode"/>
-      </w:pPr>
-      <w:r>
-        <w:t xml:space="preserve">  "include": [</w:t>
-      </w:r>
-    </w:p>
-    <w:p>
-      <w:pPr>
-        <w:pStyle w:val="SourceCode"/>
-        <w:keepNext/>
-      </w:pPr>
-      <w:r>
-        <w:t xml:space="preserve">    "src/**/*.ts"</w:t>
-      </w:r>
-    </w:p>
-    <w:p>
-      <w:pPr>
-        <w:pStyle w:val="SourceCode"/>
-        <w:keepNext/>
-      </w:pPr>
-      <w:r>
-        <w:t xml:space="preserve">  ]</w:t>
       </w:r>
     </w:p>
     <w:p>
@@ -41314,31 +41609,31 @@
       </w:rPr>
     </w:lvl>
   </w:abstractNum>
-  <w:num w:numId="1" w16cid:durableId="947271564">
+  <w:num w:numId="1" w16cid:durableId="1734156397">
     <w:abstractNumId w:val="8"/>
   </w:num>
-  <w:num w:numId="2" w16cid:durableId="216936854">
+  <w:num w:numId="2" w16cid:durableId="53284917">
     <w:abstractNumId w:val="6"/>
   </w:num>
-  <w:num w:numId="3" w16cid:durableId="575628198">
+  <w:num w:numId="3" w16cid:durableId="196508370">
     <w:abstractNumId w:val="5"/>
   </w:num>
-  <w:num w:numId="4" w16cid:durableId="2114937354">
+  <w:num w:numId="4" w16cid:durableId="1281690366">
     <w:abstractNumId w:val="4"/>
   </w:num>
-  <w:num w:numId="5" w16cid:durableId="1436905560">
+  <w:num w:numId="5" w16cid:durableId="797574580">
     <w:abstractNumId w:val="7"/>
   </w:num>
-  <w:num w:numId="6" w16cid:durableId="1280795091">
+  <w:num w:numId="6" w16cid:durableId="1153135961">
     <w:abstractNumId w:val="3"/>
   </w:num>
-  <w:num w:numId="7" w16cid:durableId="750782132">
+  <w:num w:numId="7" w16cid:durableId="1663006271">
     <w:abstractNumId w:val="2"/>
   </w:num>
-  <w:num w:numId="8" w16cid:durableId="2097708426">
+  <w:num w:numId="8" w16cid:durableId="901140987">
     <w:abstractNumId w:val="1"/>
   </w:num>
-  <w:num w:numId="9" w16cid:durableId="1148279732">
+  <w:num w:numId="9" w16cid:durableId="373045683">
     <w:abstractNumId w:val="0"/>
   </w:num>
 </w:numbering>

--- a/Volume 1/Chapter 08 - Web Applications/SPA_Vol1_Ch8_Lesson8_3_Templates.docx
+++ b/Volume 1/Chapter 08 - Web Applications/SPA_Vol1_Ch8_Lesson8_3_Templates.docx
@@ -2099,7 +2099,7 @@
         <w:keepNext/>
       </w:pPr>
       <w:r>
-        <w:t>$openssl = "C:\Program Files\Git\mingw64\bin\openssl.exe"</w:t>
+        <w:t>$openssl = "C:\Program Files\Git\ucrt64\bin\openssl.exe"</w:t>
       </w:r>
     </w:p>
     <w:p>
@@ -41728,31 +41728,31 @@
       </w:rPr>
     </w:lvl>
   </w:abstractNum>
-  <w:num w:numId="1" w16cid:durableId="801272217">
+  <w:num w:numId="1" w16cid:durableId="1475413002">
     <w:abstractNumId w:val="8"/>
   </w:num>
-  <w:num w:numId="2" w16cid:durableId="1826162260">
+  <w:num w:numId="2" w16cid:durableId="1245336278">
     <w:abstractNumId w:val="6"/>
   </w:num>
-  <w:num w:numId="3" w16cid:durableId="415441233">
+  <w:num w:numId="3" w16cid:durableId="1240797772">
     <w:abstractNumId w:val="5"/>
   </w:num>
-  <w:num w:numId="4" w16cid:durableId="189995248">
+  <w:num w:numId="4" w16cid:durableId="934478343">
     <w:abstractNumId w:val="4"/>
   </w:num>
-  <w:num w:numId="5" w16cid:durableId="1334651174">
+  <w:num w:numId="5" w16cid:durableId="765661435">
     <w:abstractNumId w:val="7"/>
   </w:num>
-  <w:num w:numId="6" w16cid:durableId="1144006708">
+  <w:num w:numId="6" w16cid:durableId="1512259407">
     <w:abstractNumId w:val="3"/>
   </w:num>
-  <w:num w:numId="7" w16cid:durableId="356543509">
+  <w:num w:numId="7" w16cid:durableId="759253467">
     <w:abstractNumId w:val="2"/>
   </w:num>
-  <w:num w:numId="8" w16cid:durableId="2060544798">
+  <w:num w:numId="8" w16cid:durableId="317614092">
     <w:abstractNumId w:val="1"/>
   </w:num>
-  <w:num w:numId="9" w16cid:durableId="850990082">
+  <w:num w:numId="9" w16cid:durableId="1132601093">
     <w:abstractNumId w:val="0"/>
   </w:num>
 </w:numbering>
